--- a/MONITORING_GCP.docx
+++ b/MONITORING_GCP.docx
@@ -200,18 +200,15 @@
     </w:p>
     <w:p>
       <w:r>
-        <w:t xml:space="preserve">Depuis Cloud Shell, dans le dossier </w:t>
+        <w:t>Depuis Cloud Shell, dans le dossier Techpapy_v1 (cloné plus tôt) :</w:t>
       </w:r>
       <w:r>
         <w:rPr>
           <w:rFonts w:ascii="Consolas" w:hAnsi="Consolas"/>
           <w:sz w:val="19"/>
         </w:rPr>
-        <w:t>techpapy-</w:t>
       </w:r>
-      <w:r>
-        <w:t xml:space="preserve"> (cloné plus tôt) :</w:t>
-      </w:r>
+      <w:r/>
     </w:p>
     <w:p>
       <w:pPr>
